--- a/physics_course/word/lesson22.docx
+++ b/physics_course/word/lesson22.docx
@@ -21,7 +21,253 @@
         <w:rPr>
           <w:sz w:val="24"/>
         </w:rPr>
-        <w:t>ข้อ p3_l22_001: แสงเดินทางจากอากาศ (n = 1) เข้าสู่น้ำ (n = 4/3) ถ้ามุมตกเท่ากับ 30° มุมหักเหเท่ากับกี่องศา</w:t>
+        <w:t>1. แสงเดินทางจากอากาศ (n = 1) เข้าสู่น้ำ (n = 4/3) ถ้ามุมตกเท่ากับ 30° มุมหักเหเท่ากับกี่องศา</w:t>
+      </w:r>
+    </w:p>
+    <w:p>
+      <w:pPr>
+        <w:ind w:left="720"/>
+      </w:pPr>
+      <w:r>
+        <w:t xml:space="preserve">    1. ก</w:t>
+      </w:r>
+    </w:p>
+    <w:p>
+      <w:pPr>
+        <w:ind w:left="720"/>
+      </w:pPr>
+      <w:r>
+        <w:t xml:space="preserve">    2. ข</w:t>
+      </w:r>
+    </w:p>
+    <w:p>
+      <w:pPr>
+        <w:ind w:left="720"/>
+      </w:pPr>
+      <w:r>
+        <w:t xml:space="preserve">    3. ค</w:t>
+      </w:r>
+    </w:p>
+    <w:p>
+      <w:pPr>
+        <w:ind w:left="720"/>
+      </w:pPr>
+      <w:r>
+        <w:t xml:space="preserve">    4. ง</w:t>
+      </w:r>
+    </w:p>
+    <w:p/>
+    <w:p>
+      <w:r>
+        <w:rPr>
+          <w:sz w:val="24"/>
+        </w:rPr>
+        <w:t>2. เมื่อแสงเดินทางจากตัวกลางที่มีดัชนีหักเหน้อยไปยังตัวกลางที่มีดัชนีหักเหมาก แสงจะหักเหเข้าหาเส้นปกติหรือออกจากเส้นปกติ</w:t>
+      </w:r>
+    </w:p>
+    <w:p>
+      <w:pPr>
+        <w:ind w:left="720"/>
+      </w:pPr>
+      <w:r>
+        <w:t xml:space="preserve">    1. ก</w:t>
+      </w:r>
+    </w:p>
+    <w:p>
+      <w:pPr>
+        <w:ind w:left="720"/>
+      </w:pPr>
+      <w:r>
+        <w:t xml:space="preserve">    2. ข</w:t>
+      </w:r>
+    </w:p>
+    <w:p>
+      <w:pPr>
+        <w:ind w:left="720"/>
+      </w:pPr>
+      <w:r>
+        <w:t xml:space="preserve">    3. ค</w:t>
+      </w:r>
+    </w:p>
+    <w:p>
+      <w:pPr>
+        <w:ind w:left="720"/>
+      </w:pPr>
+      <w:r>
+        <w:t xml:space="preserve">    4. ง</w:t>
+      </w:r>
+    </w:p>
+    <w:p/>
+    <w:p>
+      <w:r>
+        <w:rPr>
+          <w:sz w:val="24"/>
+        </w:rPr>
+        <w:t>3. แสงเดินทางจากแก้ว (n = 1.5) ไปยังน้ำ (n = 4/3) ถ้ามุมตกเท่ากับ 45° มุมหักเหเท่ากับกี่องศา</w:t>
+      </w:r>
+    </w:p>
+    <w:p>
+      <w:pPr>
+        <w:ind w:left="720"/>
+      </w:pPr>
+      <w:r>
+        <w:t xml:space="preserve">    1. ก</w:t>
+      </w:r>
+    </w:p>
+    <w:p>
+      <w:pPr>
+        <w:ind w:left="720"/>
+      </w:pPr>
+      <w:r>
+        <w:t xml:space="preserve">    2. ข</w:t>
+      </w:r>
+    </w:p>
+    <w:p>
+      <w:pPr>
+        <w:ind w:left="720"/>
+      </w:pPr>
+      <w:r>
+        <w:t xml:space="preserve">    3. ค</w:t>
+      </w:r>
+    </w:p>
+    <w:p>
+      <w:pPr>
+        <w:ind w:left="720"/>
+      </w:pPr>
+      <w:r>
+        <w:t xml:space="preserve">    4. ง</w:t>
+      </w:r>
+    </w:p>
+    <w:p/>
+    <w:p>
+      <w:r>
+        <w:rPr>
+          <w:sz w:val="24"/>
+        </w:rPr>
+        <w:t>4. แสงเดินทางจากน้ำ (n = 4/3) ไปยังอากาศ (n = 1) มุมวิกฤต (critical angle) มีค่าเท่าใด</w:t>
+      </w:r>
+    </w:p>
+    <w:p>
+      <w:pPr>
+        <w:ind w:left="720"/>
+      </w:pPr>
+      <w:r>
+        <w:t xml:space="preserve">    1. ก</w:t>
+      </w:r>
+    </w:p>
+    <w:p>
+      <w:pPr>
+        <w:ind w:left="720"/>
+      </w:pPr>
+      <w:r>
+        <w:t xml:space="preserve">    2. ข</w:t>
+      </w:r>
+    </w:p>
+    <w:p>
+      <w:pPr>
+        <w:ind w:left="720"/>
+      </w:pPr>
+      <w:r>
+        <w:t xml:space="preserve">    3. ค</w:t>
+      </w:r>
+    </w:p>
+    <w:p>
+      <w:pPr>
+        <w:ind w:left="720"/>
+      </w:pPr>
+      <w:r>
+        <w:t xml:space="preserve">    4. ง</w:t>
+      </w:r>
+    </w:p>
+    <w:p/>
+    <w:p>
+      <w:r>
+        <w:rPr>
+          <w:sz w:val="24"/>
+        </w:rPr>
+        <w:t>5. เมื่อแสงเดินทางจากแก้ว (n = 1.5) ไปยังอากาศ (n = 1) ที่มุมตก 50° จะเกิดปรากฏการณ์ใด</w:t>
+      </w:r>
+    </w:p>
+    <w:p>
+      <w:pPr>
+        <w:ind w:left="720"/>
+      </w:pPr>
+      <w:r>
+        <w:t xml:space="preserve">    1. ก</w:t>
+      </w:r>
+    </w:p>
+    <w:p>
+      <w:pPr>
+        <w:ind w:left="720"/>
+      </w:pPr>
+      <w:r>
+        <w:t xml:space="preserve">    2. ข</w:t>
+      </w:r>
+    </w:p>
+    <w:p>
+      <w:pPr>
+        <w:ind w:left="720"/>
+      </w:pPr>
+      <w:r>
+        <w:t xml:space="preserve">    3. ค</w:t>
+      </w:r>
+    </w:p>
+    <w:p>
+      <w:pPr>
+        <w:ind w:left="720"/>
+      </w:pPr>
+      <w:r>
+        <w:t xml:space="preserve">    4. ง</w:t>
+      </w:r>
+    </w:p>
+    <w:p/>
+    <w:p>
+      <w:r>
+        <w:rPr>
+          <w:sz w:val="24"/>
+        </w:rPr>
+        <w:t>6. เลนส์เว้า (concave lens) ให้ภาพชนิดใด</w:t>
+      </w:r>
+    </w:p>
+    <w:p>
+      <w:pPr>
+        <w:ind w:left="720"/>
+      </w:pPr>
+      <w:r>
+        <w:t xml:space="preserve">    1. ก</w:t>
+      </w:r>
+    </w:p>
+    <w:p>
+      <w:pPr>
+        <w:ind w:left="720"/>
+      </w:pPr>
+      <w:r>
+        <w:t xml:space="preserve">    2. ข</w:t>
+      </w:r>
+    </w:p>
+    <w:p>
+      <w:pPr>
+        <w:ind w:left="720"/>
+      </w:pPr>
+      <w:r>
+        <w:t xml:space="preserve">    3. ค</w:t>
+      </w:r>
+    </w:p>
+    <w:p>
+      <w:pPr>
+        <w:ind w:left="720"/>
+      </w:pPr>
+      <w:r>
+        <w:t xml:space="preserve">    4. ง</w:t>
+      </w:r>
+    </w:p>
+    <w:p/>
+    <w:p>
+      <w:r>
+        <w:rPr>
+          <w:sz w:val="24"/>
+        </w:rPr>
+        <w:t>7. เลนส์นูน (convex lens) มีความยาวโฟกัส 20 cm วางวัตถุห่างจากเลนส์ 40 cm ระยะภาพเท่ากับกี่ cm</w:t>
       </w:r>
     </w:p>
     <w:p>
@@ -37,7 +283,7 @@
               <a:graphicData uri="http://schemas.openxmlformats.org/drawingml/2006/picture">
                 <pic:pic>
                   <pic:nvPicPr>
-                    <pic:cNvPr id="0" name="physics_img_q3_l22_001.png"/>
+                    <pic:cNvPr id="0" name="physics_img_7.png"/>
                     <pic:cNvPicPr/>
                   </pic:nvPicPr>
                   <pic:blipFill>
@@ -63,38 +309,34 @@
     <w:p/>
     <w:p>
       <w:pPr>
-        <w:pStyle w:val="ListBullet"/>
         <w:ind w:left="720"/>
       </w:pPr>
       <w:r>
-        <w:t xml:space="preserve">    ก</w:t>
+        <w:t xml:space="preserve">    1. ก</w:t>
       </w:r>
     </w:p>
     <w:p>
       <w:pPr>
-        <w:pStyle w:val="ListBullet"/>
         <w:ind w:left="720"/>
       </w:pPr>
       <w:r>
-        <w:t xml:space="preserve">    ข</w:t>
+        <w:t xml:space="preserve">    2. ข</w:t>
       </w:r>
     </w:p>
     <w:p>
       <w:pPr>
-        <w:pStyle w:val="ListBullet"/>
         <w:ind w:left="720"/>
       </w:pPr>
       <w:r>
-        <w:t xml:space="preserve">    ค</w:t>
+        <w:t xml:space="preserve">    3. ค</w:t>
       </w:r>
     </w:p>
     <w:p>
       <w:pPr>
-        <w:pStyle w:val="ListBullet"/>
         <w:ind w:left="720"/>
       </w:pPr>
       <w:r>
-        <w:t xml:space="preserve">    ง</w:t>
+        <w:t xml:space="preserve">    4. ง</w:t>
       </w:r>
     </w:p>
     <w:p/>
@@ -103,52 +345,7 @@
         <w:rPr>
           <w:sz w:val="24"/>
         </w:rPr>
-        <w:t>ข้อ p3_l22_002: เมื่อแสงเดินทางจากตัวกลางที่มีดัชนีหักเหน้อยไปยังตัวกลางที่มีดัชนีหักเหมาก แสงจะหักเหเข้าหาเส้นปกติหรือออกจากเส้นปกติ</w:t>
-      </w:r>
-    </w:p>
-    <w:p>
-      <w:pPr>
-        <w:pStyle w:val="ListBullet"/>
-        <w:ind w:left="720"/>
-      </w:pPr>
-      <w:r>
-        <w:t xml:space="preserve">    ก</w:t>
-      </w:r>
-    </w:p>
-    <w:p>
-      <w:pPr>
-        <w:pStyle w:val="ListBullet"/>
-        <w:ind w:left="720"/>
-      </w:pPr>
-      <w:r>
-        <w:t xml:space="preserve">    ข</w:t>
-      </w:r>
-    </w:p>
-    <w:p>
-      <w:pPr>
-        <w:pStyle w:val="ListBullet"/>
-        <w:ind w:left="720"/>
-      </w:pPr>
-      <w:r>
-        <w:t xml:space="preserve">    ค</w:t>
-      </w:r>
-    </w:p>
-    <w:p>
-      <w:pPr>
-        <w:pStyle w:val="ListBullet"/>
-        <w:ind w:left="720"/>
-      </w:pPr>
-      <w:r>
-        <w:t xml:space="preserve">    ง</w:t>
-      </w:r>
-    </w:p>
-    <w:p/>
-    <w:p>
-      <w:r>
-        <w:rPr>
-          <w:sz w:val="24"/>
-        </w:rPr>
-        <w:t>ข้อ p3_l22_003: แสงเดินทางจากแก้ว (n = 1.5) ไปยังน้ำ (n = 4/3) ถ้ามุมตกเท่ากับ 45° มุมหักเหเท่ากับกี่องศา</w:t>
+        <w:t>8. ปรากฏการณ์ที่แสงไม่สามารถออกจากเพชรได้เมื่อตกกระทบผิวด้วยมุมมากเกินไป เรียกว่าอะไร</w:t>
       </w:r>
     </w:p>
     <w:p>
@@ -164,7 +361,167 @@
               <a:graphicData uri="http://schemas.openxmlformats.org/drawingml/2006/picture">
                 <pic:pic>
                   <pic:nvPicPr>
-                    <pic:cNvPr id="0" name="physics_img_q3_l22_001.png"/>
+                    <pic:cNvPr id="0" name="physics_img_8.png"/>
+                    <pic:cNvPicPr/>
+                  </pic:nvPicPr>
+                  <pic:blipFill>
+                    <a:blip r:embed="rId10"/>
+                    <a:stretch>
+                      <a:fillRect/>
+                    </a:stretch>
+                  </pic:blipFill>
+                  <pic:spPr>
+                    <a:xfrm>
+                      <a:off x="0" y="0"/>
+                      <a:ext cx="1828800" cy="1359877"/>
+                    </a:xfrm>
+                    <a:prstGeom prst="rect"/>
+                  </pic:spPr>
+                </pic:pic>
+              </a:graphicData>
+            </a:graphic>
+          </wp:inline>
+        </w:drawing>
+      </w:r>
+    </w:p>
+    <w:p/>
+    <w:p>
+      <w:pPr>
+        <w:ind w:left="720"/>
+      </w:pPr>
+      <w:r>
+        <w:t xml:space="preserve">    1. ก</w:t>
+      </w:r>
+    </w:p>
+    <w:p>
+      <w:pPr>
+        <w:ind w:left="720"/>
+      </w:pPr>
+      <w:r>
+        <w:t xml:space="preserve">    2. ข</w:t>
+      </w:r>
+    </w:p>
+    <w:p>
+      <w:pPr>
+        <w:ind w:left="720"/>
+      </w:pPr>
+      <w:r>
+        <w:t xml:space="preserve">    3. ค</w:t>
+      </w:r>
+    </w:p>
+    <w:p>
+      <w:pPr>
+        <w:ind w:left="720"/>
+      </w:pPr>
+      <w:r>
+        <w:t xml:space="preserve">    4. ง</w:t>
+      </w:r>
+    </w:p>
+    <w:p/>
+    <w:p>
+      <w:r>
+        <w:rPr>
+          <w:sz w:val="24"/>
+        </w:rPr>
+        <w:t>9. แสงเดินทางจากอากาศเข้าน้ำด้วยมุมตก 60° ถ้าดัชนีหักเหของน้ำเท่ากับ 4/3 มุมหักเหเท่ากับกี่องศา</w:t>
+      </w:r>
+    </w:p>
+    <w:p>
+      <w:pPr>
+        <w:ind w:left="720"/>
+      </w:pPr>
+      <w:r>
+        <w:t xml:space="preserve">    1. ก</w:t>
+      </w:r>
+    </w:p>
+    <w:p>
+      <w:pPr>
+        <w:ind w:left="720"/>
+      </w:pPr>
+      <w:r>
+        <w:t xml:space="preserve">    2. ข</w:t>
+      </w:r>
+    </w:p>
+    <w:p>
+      <w:pPr>
+        <w:ind w:left="720"/>
+      </w:pPr>
+      <w:r>
+        <w:t xml:space="preserve">    3. ค</w:t>
+      </w:r>
+    </w:p>
+    <w:p>
+      <w:pPr>
+        <w:ind w:left="720"/>
+      </w:pPr>
+      <w:r>
+        <w:t xml:space="preserve">    4. ง</w:t>
+      </w:r>
+    </w:p>
+    <w:p/>
+    <w:p>
+      <w:r>
+        <w:rPr>
+          <w:sz w:val="24"/>
+        </w:rPr>
+        <w:t>10. เลนส์เว้ามีความยาวโฟกัส -15 cm วางวัตถุห่างจากเลนส์ 10 cm ระยะภาพเท่ากับกี่ cm</w:t>
+      </w:r>
+    </w:p>
+    <w:p>
+      <w:pPr>
+        <w:ind w:left="720"/>
+      </w:pPr>
+      <w:r>
+        <w:t xml:space="preserve">    1. ก</w:t>
+      </w:r>
+    </w:p>
+    <w:p>
+      <w:pPr>
+        <w:ind w:left="720"/>
+      </w:pPr>
+      <w:r>
+        <w:t xml:space="preserve">    2. ข</w:t>
+      </w:r>
+    </w:p>
+    <w:p>
+      <w:pPr>
+        <w:ind w:left="720"/>
+      </w:pPr>
+      <w:r>
+        <w:t xml:space="preserve">    3. ค</w:t>
+      </w:r>
+    </w:p>
+    <w:p>
+      <w:pPr>
+        <w:ind w:left="720"/>
+      </w:pPr>
+      <w:r>
+        <w:t xml:space="preserve">    4. ง</w:t>
+      </w:r>
+    </w:p>
+    <w:p/>
+    <w:p>
+      <w:r>
+        <w:rPr>
+          <w:sz w:val="24"/>
+        </w:rPr>
+        <w:t>11. เลนส์นูน (convex lens) มีคุณสมบัติอย่างไร</w:t>
+      </w:r>
+    </w:p>
+    <w:p>
+      <w:r>
+        <w:drawing>
+          <wp:inline xmlns:a="http://schemas.openxmlformats.org/drawingml/2006/main" xmlns:pic="http://schemas.openxmlformats.org/drawingml/2006/picture">
+            <wp:extent cx="1828800" cy="1359877"/>
+            <wp:docPr id="3" name="Picture 3"/>
+            <wp:cNvGraphicFramePr>
+              <a:graphicFrameLocks noChangeAspect="1"/>
+            </wp:cNvGraphicFramePr>
+            <a:graphic>
+              <a:graphicData uri="http://schemas.openxmlformats.org/drawingml/2006/picture">
+                <pic:pic>
+                  <pic:nvPicPr>
+                    <pic:cNvPr id="0" name="physics_img_7.png"/>
                     <pic:cNvPicPr/>
                   </pic:nvPicPr>
                   <pic:blipFill>
@@ -190,38 +547,34 @@
     <w:p/>
     <w:p>
       <w:pPr>
-        <w:pStyle w:val="ListBullet"/>
         <w:ind w:left="720"/>
       </w:pPr>
       <w:r>
-        <w:t xml:space="preserve">    ก</w:t>
+        <w:t xml:space="preserve">    1. ก</w:t>
       </w:r>
     </w:p>
     <w:p>
       <w:pPr>
-        <w:pStyle w:val="ListBullet"/>
         <w:ind w:left="720"/>
       </w:pPr>
       <w:r>
-        <w:t xml:space="preserve">    ข</w:t>
+        <w:t xml:space="preserve">    2. ข</w:t>
       </w:r>
     </w:p>
     <w:p>
       <w:pPr>
-        <w:pStyle w:val="ListBullet"/>
         <w:ind w:left="720"/>
       </w:pPr>
       <w:r>
-        <w:t xml:space="preserve">    ค</w:t>
+        <w:t xml:space="preserve">    3. ค</w:t>
       </w:r>
     </w:p>
     <w:p>
       <w:pPr>
-        <w:pStyle w:val="ListBullet"/>
         <w:ind w:left="720"/>
       </w:pPr>
       <w:r>
-        <w:t xml:space="preserve">    ง</w:t>
+        <w:t xml:space="preserve">    4. ง</w:t>
       </w:r>
     </w:p>
     <w:p/>
@@ -230,43 +583,39 @@
         <w:rPr>
           <w:sz w:val="24"/>
         </w:rPr>
-        <w:t>ข้อ p3_l22_004: แสงเดินทางจากน้ำ (n = 4/3) ไปยังอากาศ (n = 1) มุมวิกฤต (critical angle) มีค่าเท่าใด</w:t>
+        <w:t>12. มุมวิกฤตของแสงที่เดินทางจากแก้ว (n = 1.5) ไปยังอากาศมีค่าเท่าใด</w:t>
       </w:r>
     </w:p>
     <w:p>
       <w:pPr>
-        <w:pStyle w:val="ListBullet"/>
         <w:ind w:left="720"/>
       </w:pPr>
       <w:r>
-        <w:t xml:space="preserve">    ก</w:t>
+        <w:t xml:space="preserve">    1. ก</w:t>
       </w:r>
     </w:p>
     <w:p>
       <w:pPr>
-        <w:pStyle w:val="ListBullet"/>
         <w:ind w:left="720"/>
       </w:pPr>
       <w:r>
-        <w:t xml:space="preserve">    ข</w:t>
+        <w:t xml:space="preserve">    2. ข</w:t>
       </w:r>
     </w:p>
     <w:p>
       <w:pPr>
-        <w:pStyle w:val="ListBullet"/>
         <w:ind w:left="720"/>
       </w:pPr>
       <w:r>
-        <w:t xml:space="preserve">    ค</w:t>
+        <w:t xml:space="preserve">    3. ค</w:t>
       </w:r>
     </w:p>
     <w:p>
       <w:pPr>
-        <w:pStyle w:val="ListBullet"/>
         <w:ind w:left="720"/>
       </w:pPr>
       <w:r>
-        <w:t xml:space="preserve">    ง</w:t>
+        <w:t xml:space="preserve">    4. ง</w:t>
       </w:r>
     </w:p>
     <w:p/>
@@ -275,43 +624,39 @@
         <w:rPr>
           <w:sz w:val="24"/>
         </w:rPr>
-        <w:t>ข้อ p3_l22_005: เมื่อแสงเดินทางจากแก้ว (n = 1.5) ไปยังอากาศ (n = 1) ที่มุมตก 50° จะเกิดปรากฏการณ์ใด</w:t>
+        <w:t>13. เมื่อแสงตกกระทบผิวแบ่งระหว่างตัวกลางสองชนิดแล้วเกิดการสะท้อนกลับหมด ข้อใดจำเป็นต้องเป็นจริง</w:t>
       </w:r>
     </w:p>
     <w:p>
       <w:pPr>
-        <w:pStyle w:val="ListBullet"/>
         <w:ind w:left="720"/>
       </w:pPr>
       <w:r>
-        <w:t xml:space="preserve">    ก</w:t>
+        <w:t xml:space="preserve">    1. ก</w:t>
       </w:r>
     </w:p>
     <w:p>
       <w:pPr>
-        <w:pStyle w:val="ListBullet"/>
         <w:ind w:left="720"/>
       </w:pPr>
       <w:r>
-        <w:t xml:space="preserve">    ข</w:t>
+        <w:t xml:space="preserve">    2. ข</w:t>
       </w:r>
     </w:p>
     <w:p>
       <w:pPr>
-        <w:pStyle w:val="ListBullet"/>
         <w:ind w:left="720"/>
       </w:pPr>
       <w:r>
-        <w:t xml:space="preserve">    ค</w:t>
+        <w:t xml:space="preserve">    3. ค</w:t>
       </w:r>
     </w:p>
     <w:p>
       <w:pPr>
-        <w:pStyle w:val="ListBullet"/>
         <w:ind w:left="720"/>
       </w:pPr>
       <w:r>
-        <w:t xml:space="preserve">    ง</w:t>
+        <w:t xml:space="preserve">    4. ง</w:t>
       </w:r>
     </w:p>
     <w:p/>
@@ -320,43 +665,39 @@
         <w:rPr>
           <w:sz w:val="24"/>
         </w:rPr>
-        <w:t>ข้อ p3_l22_006: เลนส์เว้า (concave lens) ให้ภาพชนิดใด</w:t>
+        <w:t>14. เลนส์นูนมีความยาวโฟกัส 10 cm วางวัตถุที่ระยะ 6 cm จากเลนส์ ภาพที่ได้เป็นภาพชนิดใด</w:t>
       </w:r>
     </w:p>
     <w:p>
       <w:pPr>
-        <w:pStyle w:val="ListBullet"/>
         <w:ind w:left="720"/>
       </w:pPr>
       <w:r>
-        <w:t xml:space="preserve">    ก</w:t>
+        <w:t xml:space="preserve">    1. ก</w:t>
       </w:r>
     </w:p>
     <w:p>
       <w:pPr>
-        <w:pStyle w:val="ListBullet"/>
         <w:ind w:left="720"/>
       </w:pPr>
       <w:r>
-        <w:t xml:space="preserve">    ข</w:t>
+        <w:t xml:space="preserve">    2. ข</w:t>
       </w:r>
     </w:p>
     <w:p>
       <w:pPr>
-        <w:pStyle w:val="ListBullet"/>
         <w:ind w:left="720"/>
       </w:pPr>
       <w:r>
-        <w:t xml:space="preserve">    ค</w:t>
+        <w:t xml:space="preserve">    3. ค</w:t>
       </w:r>
     </w:p>
     <w:p>
       <w:pPr>
-        <w:pStyle w:val="ListBullet"/>
         <w:ind w:left="720"/>
       </w:pPr>
       <w:r>
-        <w:t xml:space="preserve">    ง</w:t>
+        <w:t xml:space="preserve">    4. ง</w:t>
       </w:r>
     </w:p>
     <w:p/>
@@ -365,80 +706,39 @@
         <w:rPr>
           <w:sz w:val="24"/>
         </w:rPr>
-        <w:t>ข้อ p3_l22_007: เลนส์นูน (convex lens) มีความยาวโฟกัส 20 cm วางวัตถุห่างจากเลนส์ 40 cm ระยะภาพเท่ากับกี่ cm</w:t>
-      </w:r>
-    </w:p>
-    <w:p>
-      <w:r>
-        <w:drawing>
-          <wp:inline xmlns:a="http://schemas.openxmlformats.org/drawingml/2006/main" xmlns:pic="http://schemas.openxmlformats.org/drawingml/2006/picture">
-            <wp:extent cx="1828800" cy="1359877"/>
-            <wp:docPr id="3" name="Picture 3"/>
-            <wp:cNvGraphicFramePr>
-              <a:graphicFrameLocks noChangeAspect="1"/>
-            </wp:cNvGraphicFramePr>
-            <a:graphic>
-              <a:graphicData uri="http://schemas.openxmlformats.org/drawingml/2006/picture">
-                <pic:pic>
-                  <pic:nvPicPr>
-                    <pic:cNvPr id="0" name="physics_img_q3_l22_007.png"/>
-                    <pic:cNvPicPr/>
-                  </pic:nvPicPr>
-                  <pic:blipFill>
-                    <a:blip r:embed="rId10"/>
-                    <a:stretch>
-                      <a:fillRect/>
-                    </a:stretch>
-                  </pic:blipFill>
-                  <pic:spPr>
-                    <a:xfrm>
-                      <a:off x="0" y="0"/>
-                      <a:ext cx="1828800" cy="1359877"/>
-                    </a:xfrm>
-                    <a:prstGeom prst="rect"/>
-                  </pic:spPr>
-                </pic:pic>
-              </a:graphicData>
-            </a:graphic>
-          </wp:inline>
-        </w:drawing>
-      </w:r>
-    </w:p>
-    <w:p/>
-    <w:p>
-      <w:pPr>
-        <w:pStyle w:val="ListBullet"/>
-        <w:ind w:left="720"/>
-      </w:pPr>
-      <w:r>
-        <w:t xml:space="preserve">    ก</w:t>
+        <w:t>15. กล้องจุลทรรศนอปติคัล (optical microscope) ใช้เลนส์ชนิดใดเป็นหลัก</w:t>
       </w:r>
     </w:p>
     <w:p>
       <w:pPr>
-        <w:pStyle w:val="ListBullet"/>
         <w:ind w:left="720"/>
       </w:pPr>
       <w:r>
-        <w:t xml:space="preserve">    ข</w:t>
+        <w:t xml:space="preserve">    1. ก</w:t>
       </w:r>
     </w:p>
     <w:p>
       <w:pPr>
-        <w:pStyle w:val="ListBullet"/>
         <w:ind w:left="720"/>
       </w:pPr>
       <w:r>
-        <w:t xml:space="preserve">    ค</w:t>
+        <w:t xml:space="preserve">    2. ข</w:t>
       </w:r>
     </w:p>
     <w:p>
       <w:pPr>
-        <w:pStyle w:val="ListBullet"/>
         <w:ind w:left="720"/>
       </w:pPr>
       <w:r>
-        <w:t xml:space="preserve">    ง</w:t>
+        <w:t xml:space="preserve">    3. ค</w:t>
+      </w:r>
+    </w:p>
+    <w:p>
+      <w:pPr>
+        <w:ind w:left="720"/>
+      </w:pPr>
+      <w:r>
+        <w:t xml:space="preserve">    4. ง</w:t>
       </w:r>
     </w:p>
     <w:p/>
@@ -447,7 +747,130 @@
         <w:rPr>
           <w:sz w:val="24"/>
         </w:rPr>
-        <w:t>ข้อ p3_l22_008: ปรากฏการณ์ที่แสงไม่สามารถออกจากเพชรได้เมื่อตกกระทบผิวด้วยมุมมากเกินไป เรียกว่าอะไร</w:t>
+        <w:t>16. แสงตกกระทบผิวน้ำ (n = 4/3) จากอากาศด้วยมุม 45° ถ้าวัดมุมหักเหได้ 32° ดัชนีหักเหของน้ำมีค่าเท่าใด</w:t>
+      </w:r>
+    </w:p>
+    <w:p>
+      <w:pPr>
+        <w:ind w:left="720"/>
+      </w:pPr>
+      <w:r>
+        <w:t xml:space="preserve">    1. ก</w:t>
+      </w:r>
+    </w:p>
+    <w:p>
+      <w:pPr>
+        <w:ind w:left="720"/>
+      </w:pPr>
+      <w:r>
+        <w:t xml:space="preserve">    2. ข</w:t>
+      </w:r>
+    </w:p>
+    <w:p>
+      <w:pPr>
+        <w:ind w:left="720"/>
+      </w:pPr>
+      <w:r>
+        <w:t xml:space="preserve">    3. ค</w:t>
+      </w:r>
+    </w:p>
+    <w:p>
+      <w:pPr>
+        <w:ind w:left="720"/>
+      </w:pPr>
+      <w:r>
+        <w:t xml:space="preserve">    4. ง</w:t>
+      </w:r>
+    </w:p>
+    <w:p/>
+    <w:p>
+      <w:r>
+        <w:rPr>
+          <w:sz w:val="24"/>
+        </w:rPr>
+        <w:t>17. เส้นใยนำแสง (optical fiber) ทำงานบนหลักการใด</w:t>
+      </w:r>
+    </w:p>
+    <w:p>
+      <w:pPr>
+        <w:ind w:left="720"/>
+      </w:pPr>
+      <w:r>
+        <w:t xml:space="preserve">    1. ก</w:t>
+      </w:r>
+    </w:p>
+    <w:p>
+      <w:pPr>
+        <w:ind w:left="720"/>
+      </w:pPr>
+      <w:r>
+        <w:t xml:space="preserve">    2. ข</w:t>
+      </w:r>
+    </w:p>
+    <w:p>
+      <w:pPr>
+        <w:ind w:left="720"/>
+      </w:pPr>
+      <w:r>
+        <w:t xml:space="preserve">    3. ค</w:t>
+      </w:r>
+    </w:p>
+    <w:p>
+      <w:pPr>
+        <w:ind w:left="720"/>
+      </w:pPr>
+      <w:r>
+        <w:t xml:space="preserve">    4. ง</w:t>
+      </w:r>
+    </w:p>
+    <w:p/>
+    <w:p>
+      <w:r>
+        <w:rPr>
+          <w:sz w:val="24"/>
+        </w:rPr>
+        <w:t>18. ทำไมตัวแท่งแก้วที่จุ่มลงในน้ำจึงดูเหมือนหักงอ</w:t>
+      </w:r>
+    </w:p>
+    <w:p>
+      <w:pPr>
+        <w:ind w:left="720"/>
+      </w:pPr>
+      <w:r>
+        <w:t xml:space="preserve">    1. ก</w:t>
+      </w:r>
+    </w:p>
+    <w:p>
+      <w:pPr>
+        <w:ind w:left="720"/>
+      </w:pPr>
+      <w:r>
+        <w:t xml:space="preserve">    2. ข</w:t>
+      </w:r>
+    </w:p>
+    <w:p>
+      <w:pPr>
+        <w:ind w:left="720"/>
+      </w:pPr>
+      <w:r>
+        <w:t xml:space="preserve">    3. ค</w:t>
+      </w:r>
+    </w:p>
+    <w:p>
+      <w:pPr>
+        <w:ind w:left="720"/>
+      </w:pPr>
+      <w:r>
+        <w:t xml:space="preserve">    4. ง</w:t>
+      </w:r>
+    </w:p>
+    <w:p/>
+    <w:p>
+      <w:r>
+        <w:rPr>
+          <w:sz w:val="24"/>
+        </w:rPr>
+        <w:t>19. เลนส์นูนมีความยาวโฟกัส 12 cm ถ้าต้องการให้ได้ภาพจริงที่ขยาย 3 เท่า ต้องวางวัตถุที่ระยะกี่ cm จากเลนส์</w:t>
       </w:r>
     </w:p>
     <w:p>
@@ -463,89 +886,7 @@
               <a:graphicData uri="http://schemas.openxmlformats.org/drawingml/2006/picture">
                 <pic:pic>
                   <pic:nvPicPr>
-                    <pic:cNvPr id="0" name="physics_img_q3_l22_008.png"/>
-                    <pic:cNvPicPr/>
-                  </pic:nvPicPr>
-                  <pic:blipFill>
-                    <a:blip r:embed="rId11"/>
-                    <a:stretch>
-                      <a:fillRect/>
-                    </a:stretch>
-                  </pic:blipFill>
-                  <pic:spPr>
-                    <a:xfrm>
-                      <a:off x="0" y="0"/>
-                      <a:ext cx="1828800" cy="1359877"/>
-                    </a:xfrm>
-                    <a:prstGeom prst="rect"/>
-                  </pic:spPr>
-                </pic:pic>
-              </a:graphicData>
-            </a:graphic>
-          </wp:inline>
-        </w:drawing>
-      </w:r>
-    </w:p>
-    <w:p/>
-    <w:p>
-      <w:pPr>
-        <w:pStyle w:val="ListBullet"/>
-        <w:ind w:left="720"/>
-      </w:pPr>
-      <w:r>
-        <w:t xml:space="preserve">    ก</w:t>
-      </w:r>
-    </w:p>
-    <w:p>
-      <w:pPr>
-        <w:pStyle w:val="ListBullet"/>
-        <w:ind w:left="720"/>
-      </w:pPr>
-      <w:r>
-        <w:t xml:space="preserve">    ข</w:t>
-      </w:r>
-    </w:p>
-    <w:p>
-      <w:pPr>
-        <w:pStyle w:val="ListBullet"/>
-        <w:ind w:left="720"/>
-      </w:pPr>
-      <w:r>
-        <w:t xml:space="preserve">    ค</w:t>
-      </w:r>
-    </w:p>
-    <w:p>
-      <w:pPr>
-        <w:pStyle w:val="ListBullet"/>
-        <w:ind w:left="720"/>
-      </w:pPr>
-      <w:r>
-        <w:t xml:space="preserve">    ง</w:t>
-      </w:r>
-    </w:p>
-    <w:p/>
-    <w:p>
-      <w:r>
-        <w:rPr>
-          <w:sz w:val="24"/>
-        </w:rPr>
-        <w:t>ข้อ p3_l22_009: แสงเดินทางจากอากาศเข้าน้ำด้วยมุมตก 60° ถ้าดัชนีหักเหของน้ำเท่ากับ 4/3 มุมหักเหเท่ากับกี่องศา</w:t>
-      </w:r>
-    </w:p>
-    <w:p>
-      <w:r>
-        <w:drawing>
-          <wp:inline xmlns:a="http://schemas.openxmlformats.org/drawingml/2006/main" xmlns:pic="http://schemas.openxmlformats.org/drawingml/2006/picture">
-            <wp:extent cx="1828800" cy="1359877"/>
-            <wp:docPr id="5" name="Picture 5"/>
-            <wp:cNvGraphicFramePr>
-              <a:graphicFrameLocks noChangeAspect="1"/>
-            </wp:cNvGraphicFramePr>
-            <a:graphic>
-              <a:graphicData uri="http://schemas.openxmlformats.org/drawingml/2006/picture">
-                <pic:pic>
-                  <pic:nvPicPr>
-                    <pic:cNvPr id="0" name="physics_img_q3_l22_001.png"/>
+                    <pic:cNvPr id="0" name="physics_img_7.png"/>
                     <pic:cNvPicPr/>
                   </pic:nvPicPr>
                   <pic:blipFill>
@@ -571,38 +912,34 @@
     <w:p/>
     <w:p>
       <w:pPr>
-        <w:pStyle w:val="ListBullet"/>
         <w:ind w:left="720"/>
       </w:pPr>
       <w:r>
-        <w:t xml:space="preserve">    ก</w:t>
+        <w:t xml:space="preserve">    1. ก</w:t>
       </w:r>
     </w:p>
     <w:p>
       <w:pPr>
-        <w:pStyle w:val="ListBullet"/>
         <w:ind w:left="720"/>
       </w:pPr>
       <w:r>
-        <w:t xml:space="preserve">    ข</w:t>
+        <w:t xml:space="preserve">    2. ข</w:t>
       </w:r>
     </w:p>
     <w:p>
       <w:pPr>
-        <w:pStyle w:val="ListBullet"/>
         <w:ind w:left="720"/>
       </w:pPr>
       <w:r>
-        <w:t xml:space="preserve">    ค</w:t>
+        <w:t xml:space="preserve">    3. ค</w:t>
       </w:r>
     </w:p>
     <w:p>
       <w:pPr>
-        <w:pStyle w:val="ListBullet"/>
         <w:ind w:left="720"/>
       </w:pPr>
       <w:r>
-        <w:t xml:space="preserve">    ง</w:t>
+        <w:t xml:space="preserve">    4. ง</w:t>
       </w:r>
     </w:p>
     <w:p/>
@@ -611,277 +948,7 @@
         <w:rPr>
           <w:sz w:val="24"/>
         </w:rPr>
-        <w:t>ข้อ p3_l22_010: เลนส์เว้ามีความยาวโฟกัส -15 cm วางวัตถุห่างจากเลนส์ 10 cm ระยะภาพเท่ากับกี่ cm</w:t>
-      </w:r>
-    </w:p>
-    <w:p>
-      <w:pPr>
-        <w:pStyle w:val="ListBullet"/>
-        <w:ind w:left="720"/>
-      </w:pPr>
-      <w:r>
-        <w:t xml:space="preserve">    ก</w:t>
-      </w:r>
-    </w:p>
-    <w:p>
-      <w:pPr>
-        <w:pStyle w:val="ListBullet"/>
-        <w:ind w:left="720"/>
-      </w:pPr>
-      <w:r>
-        <w:t xml:space="preserve">    ข</w:t>
-      </w:r>
-    </w:p>
-    <w:p>
-      <w:pPr>
-        <w:pStyle w:val="ListBullet"/>
-        <w:ind w:left="720"/>
-      </w:pPr>
-      <w:r>
-        <w:t xml:space="preserve">    ค</w:t>
-      </w:r>
-    </w:p>
-    <w:p>
-      <w:pPr>
-        <w:pStyle w:val="ListBullet"/>
-        <w:ind w:left="720"/>
-      </w:pPr>
-      <w:r>
-        <w:t xml:space="preserve">    ง</w:t>
-      </w:r>
-    </w:p>
-    <w:p/>
-    <w:p>
-      <w:r>
-        <w:rPr>
-          <w:sz w:val="24"/>
-        </w:rPr>
-        <w:t>ข้อ p3_l22_011: เลนส์นูน (convex lens) มีคุณสมบัติอย่างไร</w:t>
-      </w:r>
-    </w:p>
-    <w:p>
-      <w:pPr>
-        <w:pStyle w:val="ListBullet"/>
-        <w:ind w:left="720"/>
-      </w:pPr>
-      <w:r>
-        <w:t xml:space="preserve">    ก</w:t>
-      </w:r>
-    </w:p>
-    <w:p>
-      <w:pPr>
-        <w:pStyle w:val="ListBullet"/>
-        <w:ind w:left="720"/>
-      </w:pPr>
-      <w:r>
-        <w:t xml:space="preserve">    ข</w:t>
-      </w:r>
-    </w:p>
-    <w:p>
-      <w:pPr>
-        <w:pStyle w:val="ListBullet"/>
-        <w:ind w:left="720"/>
-      </w:pPr>
-      <w:r>
-        <w:t xml:space="preserve">    ค</w:t>
-      </w:r>
-    </w:p>
-    <w:p>
-      <w:pPr>
-        <w:pStyle w:val="ListBullet"/>
-        <w:ind w:left="720"/>
-      </w:pPr>
-      <w:r>
-        <w:t xml:space="preserve">    ง</w:t>
-      </w:r>
-    </w:p>
-    <w:p/>
-    <w:p>
-      <w:r>
-        <w:rPr>
-          <w:sz w:val="24"/>
-        </w:rPr>
-        <w:t>ข้อ p3_l22_012: มุมวิกฤตของแสงที่เดินทางจากแก้ว (n = 1.5) ไปยังอากาศมีค่าเท่าใด</w:t>
-      </w:r>
-    </w:p>
-    <w:p>
-      <w:pPr>
-        <w:pStyle w:val="ListBullet"/>
-        <w:ind w:left="720"/>
-      </w:pPr>
-      <w:r>
-        <w:t xml:space="preserve">    ก</w:t>
-      </w:r>
-    </w:p>
-    <w:p>
-      <w:pPr>
-        <w:pStyle w:val="ListBullet"/>
-        <w:ind w:left="720"/>
-      </w:pPr>
-      <w:r>
-        <w:t xml:space="preserve">    ข</w:t>
-      </w:r>
-    </w:p>
-    <w:p>
-      <w:pPr>
-        <w:pStyle w:val="ListBullet"/>
-        <w:ind w:left="720"/>
-      </w:pPr>
-      <w:r>
-        <w:t xml:space="preserve">    ค</w:t>
-      </w:r>
-    </w:p>
-    <w:p>
-      <w:pPr>
-        <w:pStyle w:val="ListBullet"/>
-        <w:ind w:left="720"/>
-      </w:pPr>
-      <w:r>
-        <w:t xml:space="preserve">    ง</w:t>
-      </w:r>
-    </w:p>
-    <w:p/>
-    <w:p>
-      <w:r>
-        <w:rPr>
-          <w:sz w:val="24"/>
-        </w:rPr>
-        <w:t>ข้อ p3_l22_013: เมื่อแสงตกกระทบผิวแบ่งระหว่างตัวกลางสองชนิดแล้วเกิดการสะท้อนกลับหมด ข้อใดจำเป็นต้องเป็นจริง</w:t>
-      </w:r>
-    </w:p>
-    <w:p>
-      <w:pPr>
-        <w:pStyle w:val="ListBullet"/>
-        <w:ind w:left="720"/>
-      </w:pPr>
-      <w:r>
-        <w:t xml:space="preserve">    ก</w:t>
-      </w:r>
-    </w:p>
-    <w:p>
-      <w:pPr>
-        <w:pStyle w:val="ListBullet"/>
-        <w:ind w:left="720"/>
-      </w:pPr>
-      <w:r>
-        <w:t xml:space="preserve">    ข</w:t>
-      </w:r>
-    </w:p>
-    <w:p>
-      <w:pPr>
-        <w:pStyle w:val="ListBullet"/>
-        <w:ind w:left="720"/>
-      </w:pPr>
-      <w:r>
-        <w:t xml:space="preserve">    ค</w:t>
-      </w:r>
-    </w:p>
-    <w:p>
-      <w:pPr>
-        <w:pStyle w:val="ListBullet"/>
-        <w:ind w:left="720"/>
-      </w:pPr>
-      <w:r>
-        <w:t xml:space="preserve">    ง</w:t>
-      </w:r>
-    </w:p>
-    <w:p/>
-    <w:p>
-      <w:r>
-        <w:rPr>
-          <w:sz w:val="24"/>
-        </w:rPr>
-        <w:t>ข้อ p3_l22_014: เลนส์นูนมีความยาวโฟกัส 10 cm วางวัตถุที่ระยะ 6 cm จากเลนส์ ภาพที่ได้เป็นภาพชนิดใด</w:t>
-      </w:r>
-    </w:p>
-    <w:p>
-      <w:pPr>
-        <w:pStyle w:val="ListBullet"/>
-        <w:ind w:left="720"/>
-      </w:pPr>
-      <w:r>
-        <w:t xml:space="preserve">    ก</w:t>
-      </w:r>
-    </w:p>
-    <w:p>
-      <w:pPr>
-        <w:pStyle w:val="ListBullet"/>
-        <w:ind w:left="720"/>
-      </w:pPr>
-      <w:r>
-        <w:t xml:space="preserve">    ข</w:t>
-      </w:r>
-    </w:p>
-    <w:p>
-      <w:pPr>
-        <w:pStyle w:val="ListBullet"/>
-        <w:ind w:left="720"/>
-      </w:pPr>
-      <w:r>
-        <w:t xml:space="preserve">    ค</w:t>
-      </w:r>
-    </w:p>
-    <w:p>
-      <w:pPr>
-        <w:pStyle w:val="ListBullet"/>
-        <w:ind w:left="720"/>
-      </w:pPr>
-      <w:r>
-        <w:t xml:space="preserve">    ง</w:t>
-      </w:r>
-    </w:p>
-    <w:p/>
-    <w:p>
-      <w:r>
-        <w:rPr>
-          <w:sz w:val="24"/>
-        </w:rPr>
-        <w:t>ข้อ p3_l22_015: กล้องจุลทรรศนอปติคัล (optical microscope) ใช้เลนส์ชนิดใดเป็นหลัก</w:t>
-      </w:r>
-    </w:p>
-    <w:p>
-      <w:pPr>
-        <w:pStyle w:val="ListBullet"/>
-        <w:ind w:left="720"/>
-      </w:pPr>
-      <w:r>
-        <w:t xml:space="preserve">    ก</w:t>
-      </w:r>
-    </w:p>
-    <w:p>
-      <w:pPr>
-        <w:pStyle w:val="ListBullet"/>
-        <w:ind w:left="720"/>
-      </w:pPr>
-      <w:r>
-        <w:t xml:space="preserve">    ข</w:t>
-      </w:r>
-    </w:p>
-    <w:p>
-      <w:pPr>
-        <w:pStyle w:val="ListBullet"/>
-        <w:ind w:left="720"/>
-      </w:pPr>
-      <w:r>
-        <w:t xml:space="preserve">    ค</w:t>
-      </w:r>
-    </w:p>
-    <w:p>
-      <w:pPr>
-        <w:pStyle w:val="ListBullet"/>
-        <w:ind w:left="720"/>
-      </w:pPr>
-      <w:r>
-        <w:t xml:space="preserve">    ง</w:t>
-      </w:r>
-    </w:p>
-    <w:p/>
-    <w:p>
-      <w:r>
-        <w:rPr>
-          <w:sz w:val="24"/>
-        </w:rPr>
-        <w:t>ข้อ p3_l22_016: แสงตกกระทบผิวน้ำ (n = 4/3) จากอากาศด้วยมุม 45° ถ้าวัดมุมหักเหได้ 32° ดัชนีหักเหของน้ำมีค่าเท่าใด</w:t>
+        <w:t>20. เลนส์เว้ามีความยาวโฟกัส -20 cm วางวัตถุห่างจากเลนส์ 30 cm ภาพที่ได้มีการขยายเท่าใด</w:t>
       </w:r>
     </w:p>
     <w:p>
@@ -889,7 +956,7 @@
         <w:drawing>
           <wp:inline xmlns:a="http://schemas.openxmlformats.org/drawingml/2006/main" xmlns:pic="http://schemas.openxmlformats.org/drawingml/2006/picture">
             <wp:extent cx="1828800" cy="1359877"/>
-            <wp:docPr id="6" name="Picture 6"/>
+            <wp:docPr id="5" name="Picture 5"/>
             <wp:cNvGraphicFramePr>
               <a:graphicFrameLocks noChangeAspect="1"/>
             </wp:cNvGraphicFramePr>
@@ -897,7 +964,7 @@
               <a:graphicData uri="http://schemas.openxmlformats.org/drawingml/2006/picture">
                 <pic:pic>
                   <pic:nvPicPr>
-                    <pic:cNvPr id="0" name="physics_img_q3_l22_001.png"/>
+                    <pic:cNvPr id="0" name="physics_img_7.png"/>
                     <pic:cNvPicPr/>
                   </pic:nvPicPr>
                   <pic:blipFill>
@@ -923,38 +990,34 @@
     <w:p/>
     <w:p>
       <w:pPr>
-        <w:pStyle w:val="ListBullet"/>
         <w:ind w:left="720"/>
       </w:pPr>
       <w:r>
-        <w:t xml:space="preserve">    ก</w:t>
+        <w:t xml:space="preserve">    1. ก</w:t>
       </w:r>
     </w:p>
     <w:p>
       <w:pPr>
-        <w:pStyle w:val="ListBullet"/>
         <w:ind w:left="720"/>
       </w:pPr>
       <w:r>
-        <w:t xml:space="preserve">    ข</w:t>
+        <w:t xml:space="preserve">    2. ข</w:t>
       </w:r>
     </w:p>
     <w:p>
       <w:pPr>
-        <w:pStyle w:val="ListBullet"/>
         <w:ind w:left="720"/>
       </w:pPr>
       <w:r>
-        <w:t xml:space="preserve">    ค</w:t>
+        <w:t xml:space="preserve">    3. ค</w:t>
       </w:r>
     </w:p>
     <w:p>
       <w:pPr>
-        <w:pStyle w:val="ListBullet"/>
         <w:ind w:left="720"/>
       </w:pPr>
       <w:r>
-        <w:t xml:space="preserve">    ง</w:t>
+        <w:t xml:space="preserve">    4. ง</w:t>
       </w:r>
     </w:p>
     <w:p/>
@@ -963,43 +1026,39 @@
         <w:rPr>
           <w:sz w:val="24"/>
         </w:rPr>
-        <w:t>ข้อ p3_l22_017: เส้นใยนำแสง (optical fiber) ทำงานบนหลักการใด</w:t>
+        <w:t>21. แสงเดินทางจากอากาศ (n = 1) เข้าสู่แก้ว (n = 1.5) ด้วยมุมตก 60° มุมหักเหเท่ากับกี่องศา</w:t>
       </w:r>
     </w:p>
     <w:p>
       <w:pPr>
-        <w:pStyle w:val="ListBullet"/>
         <w:ind w:left="720"/>
       </w:pPr>
       <w:r>
-        <w:t xml:space="preserve">    ก</w:t>
+        <w:t xml:space="preserve">    1. ก</w:t>
       </w:r>
     </w:p>
     <w:p>
       <w:pPr>
-        <w:pStyle w:val="ListBullet"/>
         <w:ind w:left="720"/>
       </w:pPr>
       <w:r>
-        <w:t xml:space="preserve">    ข</w:t>
+        <w:t xml:space="preserve">    2. ข</w:t>
       </w:r>
     </w:p>
     <w:p>
       <w:pPr>
-        <w:pStyle w:val="ListBullet"/>
         <w:ind w:left="720"/>
       </w:pPr>
       <w:r>
-        <w:t xml:space="preserve">    ค</w:t>
+        <w:t xml:space="preserve">    3. ค</w:t>
       </w:r>
     </w:p>
     <w:p>
       <w:pPr>
-        <w:pStyle w:val="ListBullet"/>
         <w:ind w:left="720"/>
       </w:pPr>
       <w:r>
-        <w:t xml:space="preserve">    ง</w:t>
+        <w:t xml:space="preserve">    4. ง</w:t>
       </w:r>
     </w:p>
     <w:p/>
@@ -1008,43 +1067,39 @@
         <w:rPr>
           <w:sz w:val="24"/>
         </w:rPr>
-        <w:t>ข้อ p3_l22_018: ทำไมตัวแท่งแก้วที่จุ่มลงในน้ำจึงดูเหมือนหักงอ</w:t>
+        <w:t>22. เลนส์นูนสองใบมี f₁ = 10 cm และ f₂ = 20 cm นำมาวางชิดกัน ความยาวโฟกัสรวมเป็นเท่าใด</w:t>
       </w:r>
     </w:p>
     <w:p>
       <w:pPr>
-        <w:pStyle w:val="ListBullet"/>
         <w:ind w:left="720"/>
       </w:pPr>
       <w:r>
-        <w:t xml:space="preserve">    ก</w:t>
+        <w:t xml:space="preserve">    1. ก</w:t>
       </w:r>
     </w:p>
     <w:p>
       <w:pPr>
-        <w:pStyle w:val="ListBullet"/>
         <w:ind w:left="720"/>
       </w:pPr>
       <w:r>
-        <w:t xml:space="preserve">    ข</w:t>
+        <w:t xml:space="preserve">    2. ข</w:t>
       </w:r>
     </w:p>
     <w:p>
       <w:pPr>
-        <w:pStyle w:val="ListBullet"/>
         <w:ind w:left="720"/>
       </w:pPr>
       <w:r>
-        <w:t xml:space="preserve">    ค</w:t>
+        <w:t xml:space="preserve">    3. ค</w:t>
       </w:r>
     </w:p>
     <w:p>
       <w:pPr>
-        <w:pStyle w:val="ListBullet"/>
         <w:ind w:left="720"/>
       </w:pPr>
       <w:r>
-        <w:t xml:space="preserve">    ง</w:t>
+        <w:t xml:space="preserve">    4. ง</w:t>
       </w:r>
     </w:p>
     <w:p/>
@@ -1053,7 +1108,48 @@
         <w:rPr>
           <w:sz w:val="24"/>
         </w:rPr>
-        <w:t>ข้อ p3_l22_019: เลนส์นูนมีความยาวโฟกัส 12 cm ถ้าต้องการให้ได้ภาพจริงที่ขยาย 3 เท่า ต้องวางวัตถุที่ระยะกี่ cm จากเลนส์</w:t>
+        <w:t>23. เมื่อแสงเดินทางจากน้ำไปยังอากาศ ถ้ามุมตกเท่ากับ 30° จะเกิดการสะท้อนกลับหมดหรือไม่ (θc ≈ 48.8°)</w:t>
+      </w:r>
+    </w:p>
+    <w:p>
+      <w:pPr>
+        <w:ind w:left="720"/>
+      </w:pPr>
+      <w:r>
+        <w:t xml:space="preserve">    1. ก</w:t>
+      </w:r>
+    </w:p>
+    <w:p>
+      <w:pPr>
+        <w:ind w:left="720"/>
+      </w:pPr>
+      <w:r>
+        <w:t xml:space="preserve">    2. ข</w:t>
+      </w:r>
+    </w:p>
+    <w:p>
+      <w:pPr>
+        <w:ind w:left="720"/>
+      </w:pPr>
+      <w:r>
+        <w:t xml:space="preserve">    3. ค</w:t>
+      </w:r>
+    </w:p>
+    <w:p>
+      <w:pPr>
+        <w:ind w:left="720"/>
+      </w:pPr>
+      <w:r>
+        <w:t xml:space="preserve">    4. ง</w:t>
+      </w:r>
+    </w:p>
+    <w:p/>
+    <w:p>
+      <w:r>
+        <w:rPr>
+          <w:sz w:val="24"/>
+        </w:rPr>
+        <w:t>24. เลนส์เว้า (concave lens) มีคุณสมบัติอย่างไร</w:t>
       </w:r>
     </w:p>
     <w:p>
@@ -1061,7 +1157,7 @@
         <w:drawing>
           <wp:inline xmlns:a="http://schemas.openxmlformats.org/drawingml/2006/main" xmlns:pic="http://schemas.openxmlformats.org/drawingml/2006/picture">
             <wp:extent cx="1828800" cy="1359877"/>
-            <wp:docPr id="7" name="Picture 7"/>
+            <wp:docPr id="6" name="Picture 6"/>
             <wp:cNvGraphicFramePr>
               <a:graphicFrameLocks noChangeAspect="1"/>
             </wp:cNvGraphicFramePr>
@@ -1069,11 +1165,11 @@
               <a:graphicData uri="http://schemas.openxmlformats.org/drawingml/2006/picture">
                 <pic:pic>
                   <pic:nvPicPr>
-                    <pic:cNvPr id="0" name="physics_img_q3_l22_007.png"/>
+                    <pic:cNvPr id="0" name="physics_img_7.png"/>
                     <pic:cNvPicPr/>
                   </pic:nvPicPr>
                   <pic:blipFill>
-                    <a:blip r:embed="rId10"/>
+                    <a:blip r:embed="rId9"/>
                     <a:stretch>
                       <a:fillRect/>
                     </a:stretch>
@@ -1095,38 +1191,34 @@
     <w:p/>
     <w:p>
       <w:pPr>
-        <w:pStyle w:val="ListBullet"/>
         <w:ind w:left="720"/>
       </w:pPr>
       <w:r>
-        <w:t xml:space="preserve">    ก</w:t>
+        <w:t xml:space="preserve">    1. ก</w:t>
       </w:r>
     </w:p>
     <w:p>
       <w:pPr>
-        <w:pStyle w:val="ListBullet"/>
         <w:ind w:left="720"/>
       </w:pPr>
       <w:r>
-        <w:t xml:space="preserve">    ข</w:t>
+        <w:t xml:space="preserve">    2. ข</w:t>
       </w:r>
     </w:p>
     <w:p>
       <w:pPr>
-        <w:pStyle w:val="ListBullet"/>
         <w:ind w:left="720"/>
       </w:pPr>
       <w:r>
-        <w:t xml:space="preserve">    ค</w:t>
+        <w:t xml:space="preserve">    3. ค</w:t>
       </w:r>
     </w:p>
     <w:p>
       <w:pPr>
-        <w:pStyle w:val="ListBullet"/>
         <w:ind w:left="720"/>
       </w:pPr>
       <w:r>
-        <w:t xml:space="preserve">    ง</w:t>
+        <w:t xml:space="preserve">    4. ง</w:t>
       </w:r>
     </w:p>
     <w:p/>
@@ -1135,97 +1227,7 @@
         <w:rPr>
           <w:sz w:val="24"/>
         </w:rPr>
-        <w:t>ข้อ p3_l22_020: เลนส์เว้ามีความยาวโฟกัส -20 cm วางวัตถุห่างจากเลนส์ 30 cm ภาพที่ได้มีการขยายเท่าใด</w:t>
-      </w:r>
-    </w:p>
-    <w:p>
-      <w:pPr>
-        <w:pStyle w:val="ListBullet"/>
-        <w:ind w:left="720"/>
-      </w:pPr>
-      <w:r>
-        <w:t xml:space="preserve">    ก</w:t>
-      </w:r>
-    </w:p>
-    <w:p>
-      <w:pPr>
-        <w:pStyle w:val="ListBullet"/>
-        <w:ind w:left="720"/>
-      </w:pPr>
-      <w:r>
-        <w:t xml:space="preserve">    ข</w:t>
-      </w:r>
-    </w:p>
-    <w:p>
-      <w:pPr>
-        <w:pStyle w:val="ListBullet"/>
-        <w:ind w:left="720"/>
-      </w:pPr>
-      <w:r>
-        <w:t xml:space="preserve">    ค</w:t>
-      </w:r>
-    </w:p>
-    <w:p>
-      <w:pPr>
-        <w:pStyle w:val="ListBullet"/>
-        <w:ind w:left="720"/>
-      </w:pPr>
-      <w:r>
-        <w:t xml:space="preserve">    ง</w:t>
-      </w:r>
-    </w:p>
-    <w:p/>
-    <w:p>
-      <w:r>
-        <w:rPr>
-          <w:sz w:val="24"/>
-        </w:rPr>
-        <w:t>ข้อ p3_l22_021: แสงเดินทางจากอากาศ (n = 1) เข้าสู่แก้ว (n = 1.5) ด้วยมุมตก 60° มุมหักเหเท่ากับกี่องศา</w:t>
-      </w:r>
-    </w:p>
-    <w:p>
-      <w:pPr>
-        <w:pStyle w:val="ListBullet"/>
-        <w:ind w:left="720"/>
-      </w:pPr>
-      <w:r>
-        <w:t xml:space="preserve">    ก</w:t>
-      </w:r>
-    </w:p>
-    <w:p>
-      <w:pPr>
-        <w:pStyle w:val="ListBullet"/>
-        <w:ind w:left="720"/>
-      </w:pPr>
-      <w:r>
-        <w:t xml:space="preserve">    ข</w:t>
-      </w:r>
-    </w:p>
-    <w:p>
-      <w:pPr>
-        <w:pStyle w:val="ListBullet"/>
-        <w:ind w:left="720"/>
-      </w:pPr>
-      <w:r>
-        <w:t xml:space="preserve">    ค</w:t>
-      </w:r>
-    </w:p>
-    <w:p>
-      <w:pPr>
-        <w:pStyle w:val="ListBullet"/>
-        <w:ind w:left="720"/>
-      </w:pPr>
-      <w:r>
-        <w:t xml:space="preserve">    ง</w:t>
-      </w:r>
-    </w:p>
-    <w:p/>
-    <w:p>
-      <w:r>
-        <w:rPr>
-          <w:sz w:val="24"/>
-        </w:rPr>
-        <w:t>ข้อ p3_l22_022: เลนส์นูนสองใบมี f₁ = 10 cm และ f₂ = 20 cm นำมาวางชิดกัน ความยาวโฟกัสรวมเป็นเท่าใด</w:t>
+        <w:t>25. เลนส์นูนมีความยาวโฟกัส 15 cm วางวัตถุที่ระยะ 20 cm จากเลนส์ ระยะภาพเท่ากับกี่ cm</w:t>
       </w:r>
     </w:p>
     <w:p>
@@ -1233,7 +1235,7 @@
         <w:drawing>
           <wp:inline xmlns:a="http://schemas.openxmlformats.org/drawingml/2006/main" xmlns:pic="http://schemas.openxmlformats.org/drawingml/2006/picture">
             <wp:extent cx="1828800" cy="1359877"/>
-            <wp:docPr id="8" name="Picture 8"/>
+            <wp:docPr id="7" name="Picture 7"/>
             <wp:cNvGraphicFramePr>
               <a:graphicFrameLocks noChangeAspect="1"/>
             </wp:cNvGraphicFramePr>
@@ -1241,11 +1243,11 @@
               <a:graphicData uri="http://schemas.openxmlformats.org/drawingml/2006/picture">
                 <pic:pic>
                   <pic:nvPicPr>
-                    <pic:cNvPr id="0" name="physics_img_q3_l22_007.png"/>
+                    <pic:cNvPr id="0" name="physics_img_7.png"/>
                     <pic:cNvPicPr/>
                   </pic:nvPicPr>
                   <pic:blipFill>
-                    <a:blip r:embed="rId10"/>
+                    <a:blip r:embed="rId9"/>
                     <a:stretch>
                       <a:fillRect/>
                     </a:stretch>
@@ -1267,210 +1269,34 @@
     <w:p/>
     <w:p>
       <w:pPr>
-        <w:pStyle w:val="ListBullet"/>
         <w:ind w:left="720"/>
       </w:pPr>
       <w:r>
-        <w:t xml:space="preserve">    ก</w:t>
+        <w:t xml:space="preserve">    1. ก</w:t>
       </w:r>
     </w:p>
     <w:p>
       <w:pPr>
-        <w:pStyle w:val="ListBullet"/>
         <w:ind w:left="720"/>
       </w:pPr>
       <w:r>
-        <w:t xml:space="preserve">    ข</w:t>
+        <w:t xml:space="preserve">    2. ข</w:t>
       </w:r>
     </w:p>
     <w:p>
       <w:pPr>
-        <w:pStyle w:val="ListBullet"/>
         <w:ind w:left="720"/>
       </w:pPr>
       <w:r>
-        <w:t xml:space="preserve">    ค</w:t>
+        <w:t xml:space="preserve">    3. ค</w:t>
       </w:r>
     </w:p>
     <w:p>
       <w:pPr>
-        <w:pStyle w:val="ListBullet"/>
         <w:ind w:left="720"/>
       </w:pPr>
       <w:r>
-        <w:t xml:space="preserve">    ง</w:t>
-      </w:r>
-    </w:p>
-    <w:p/>
-    <w:p>
-      <w:r>
-        <w:rPr>
-          <w:sz w:val="24"/>
-        </w:rPr>
-        <w:t>ข้อ p3_l22_023: เมื่อแสงเดินทางจากน้ำไปยังอากาศ ถ้ามุมตกเท่ากับ 30° จะเกิดการสะท้อนกลับหมดหรือไม่ (θc ≈ 48.8°)</w:t>
-      </w:r>
-    </w:p>
-    <w:p>
-      <w:pPr>
-        <w:pStyle w:val="ListBullet"/>
-        <w:ind w:left="720"/>
-      </w:pPr>
-      <w:r>
-        <w:t xml:space="preserve">    ก</w:t>
-      </w:r>
-    </w:p>
-    <w:p>
-      <w:pPr>
-        <w:pStyle w:val="ListBullet"/>
-        <w:ind w:left="720"/>
-      </w:pPr>
-      <w:r>
-        <w:t xml:space="preserve">    ข</w:t>
-      </w:r>
-    </w:p>
-    <w:p>
-      <w:pPr>
-        <w:pStyle w:val="ListBullet"/>
-        <w:ind w:left="720"/>
-      </w:pPr>
-      <w:r>
-        <w:t xml:space="preserve">    ค</w:t>
-      </w:r>
-    </w:p>
-    <w:p>
-      <w:pPr>
-        <w:pStyle w:val="ListBullet"/>
-        <w:ind w:left="720"/>
-      </w:pPr>
-      <w:r>
-        <w:t xml:space="preserve">    ง</w:t>
-      </w:r>
-    </w:p>
-    <w:p/>
-    <w:p>
-      <w:r>
-        <w:rPr>
-          <w:sz w:val="24"/>
-        </w:rPr>
-        <w:t>ข้อ p3_l22_024: เลนส์เว้า (concave lens) มีคุณสมบัติอย่างไร</w:t>
-      </w:r>
-    </w:p>
-    <w:p>
-      <w:r>
-        <w:drawing>
-          <wp:inline xmlns:a="http://schemas.openxmlformats.org/drawingml/2006/main" xmlns:pic="http://schemas.openxmlformats.org/drawingml/2006/picture">
-            <wp:extent cx="1828800" cy="1359877"/>
-            <wp:docPr id="9" name="Picture 9"/>
-            <wp:cNvGraphicFramePr>
-              <a:graphicFrameLocks noChangeAspect="1"/>
-            </wp:cNvGraphicFramePr>
-            <a:graphic>
-              <a:graphicData uri="http://schemas.openxmlformats.org/drawingml/2006/picture">
-                <pic:pic>
-                  <pic:nvPicPr>
-                    <pic:cNvPr id="0" name="physics_img_q3_l22_007.png"/>
-                    <pic:cNvPicPr/>
-                  </pic:nvPicPr>
-                  <pic:blipFill>
-                    <a:blip r:embed="rId10"/>
-                    <a:stretch>
-                      <a:fillRect/>
-                    </a:stretch>
-                  </pic:blipFill>
-                  <pic:spPr>
-                    <a:xfrm>
-                      <a:off x="0" y="0"/>
-                      <a:ext cx="1828800" cy="1359877"/>
-                    </a:xfrm>
-                    <a:prstGeom prst="rect"/>
-                  </pic:spPr>
-                </pic:pic>
-              </a:graphicData>
-            </a:graphic>
-          </wp:inline>
-        </w:drawing>
-      </w:r>
-    </w:p>
-    <w:p/>
-    <w:p>
-      <w:pPr>
-        <w:pStyle w:val="ListBullet"/>
-        <w:ind w:left="720"/>
-      </w:pPr>
-      <w:r>
-        <w:t xml:space="preserve">    ก</w:t>
-      </w:r>
-    </w:p>
-    <w:p>
-      <w:pPr>
-        <w:pStyle w:val="ListBullet"/>
-        <w:ind w:left="720"/>
-      </w:pPr>
-      <w:r>
-        <w:t xml:space="preserve">    ข</w:t>
-      </w:r>
-    </w:p>
-    <w:p>
-      <w:pPr>
-        <w:pStyle w:val="ListBullet"/>
-        <w:ind w:left="720"/>
-      </w:pPr>
-      <w:r>
-        <w:t xml:space="preserve">    ค</w:t>
-      </w:r>
-    </w:p>
-    <w:p>
-      <w:pPr>
-        <w:pStyle w:val="ListBullet"/>
-        <w:ind w:left="720"/>
-      </w:pPr>
-      <w:r>
-        <w:t xml:space="preserve">    ง</w:t>
-      </w:r>
-    </w:p>
-    <w:p/>
-    <w:p>
-      <w:r>
-        <w:rPr>
-          <w:sz w:val="24"/>
-        </w:rPr>
-        <w:t>ข้อ p3_l22_025: เลนส์นูนมีความยาวโฟกัส 15 cm วางวัตถุที่ระยะ 20 cm จากเลนส์ ระยะภาพเท่ากับกี่ cm</w:t>
-      </w:r>
-    </w:p>
-    <w:p>
-      <w:pPr>
-        <w:pStyle w:val="ListBullet"/>
-        <w:ind w:left="720"/>
-      </w:pPr>
-      <w:r>
-        <w:t xml:space="preserve">    ก</w:t>
-      </w:r>
-    </w:p>
-    <w:p>
-      <w:pPr>
-        <w:pStyle w:val="ListBullet"/>
-        <w:ind w:left="720"/>
-      </w:pPr>
-      <w:r>
-        <w:t xml:space="preserve">    ข</w:t>
-      </w:r>
-    </w:p>
-    <w:p>
-      <w:pPr>
-        <w:pStyle w:val="ListBullet"/>
-        <w:ind w:left="720"/>
-      </w:pPr>
-      <w:r>
-        <w:t xml:space="preserve">    ค</w:t>
-      </w:r>
-    </w:p>
-    <w:p>
-      <w:pPr>
-        <w:pStyle w:val="ListBullet"/>
-        <w:ind w:left="720"/>
-      </w:pPr>
-      <w:r>
-        <w:t xml:space="preserve">    ง</w:t>
+        <w:t xml:space="preserve">    4. ง</w:t>
       </w:r>
     </w:p>
     <w:p/>

--- a/physics_course/word/lesson22.docx
+++ b/physics_course/word/lesson22.docx
@@ -271,43 +271,6 @@
       </w:r>
     </w:p>
     <w:p>
-      <w:r>
-        <w:drawing>
-          <wp:inline xmlns:a="http://schemas.openxmlformats.org/drawingml/2006/main" xmlns:pic="http://schemas.openxmlformats.org/drawingml/2006/picture">
-            <wp:extent cx="1828800" cy="1359877"/>
-            <wp:docPr id="1" name="Picture 1"/>
-            <wp:cNvGraphicFramePr>
-              <a:graphicFrameLocks noChangeAspect="1"/>
-            </wp:cNvGraphicFramePr>
-            <a:graphic>
-              <a:graphicData uri="http://schemas.openxmlformats.org/drawingml/2006/picture">
-                <pic:pic>
-                  <pic:nvPicPr>
-                    <pic:cNvPr id="0" name="physics_img_7.png"/>
-                    <pic:cNvPicPr/>
-                  </pic:nvPicPr>
-                  <pic:blipFill>
-                    <a:blip r:embed="rId9"/>
-                    <a:stretch>
-                      <a:fillRect/>
-                    </a:stretch>
-                  </pic:blipFill>
-                  <pic:spPr>
-                    <a:xfrm>
-                      <a:off x="0" y="0"/>
-                      <a:ext cx="1828800" cy="1359877"/>
-                    </a:xfrm>
-                    <a:prstGeom prst="rect"/>
-                  </pic:spPr>
-                </pic:pic>
-              </a:graphicData>
-            </a:graphic>
-          </wp:inline>
-        </w:drawing>
-      </w:r>
-    </w:p>
-    <w:p/>
-    <w:p>
       <w:pPr>
         <w:ind w:left="720"/>
       </w:pPr>
@@ -348,43 +311,6 @@
         <w:t>8. ปรากฏการณ์ที่แสงไม่สามารถออกจากเพชรได้เมื่อตกกระทบผิวด้วยมุมมากเกินไป เรียกว่าอะไร</w:t>
       </w:r>
     </w:p>
-    <w:p>
-      <w:r>
-        <w:drawing>
-          <wp:inline xmlns:a="http://schemas.openxmlformats.org/drawingml/2006/main" xmlns:pic="http://schemas.openxmlformats.org/drawingml/2006/picture">
-            <wp:extent cx="1828800" cy="1359877"/>
-            <wp:docPr id="2" name="Picture 2"/>
-            <wp:cNvGraphicFramePr>
-              <a:graphicFrameLocks noChangeAspect="1"/>
-            </wp:cNvGraphicFramePr>
-            <a:graphic>
-              <a:graphicData uri="http://schemas.openxmlformats.org/drawingml/2006/picture">
-                <pic:pic>
-                  <pic:nvPicPr>
-                    <pic:cNvPr id="0" name="physics_img_8.png"/>
-                    <pic:cNvPicPr/>
-                  </pic:nvPicPr>
-                  <pic:blipFill>
-                    <a:blip r:embed="rId10"/>
-                    <a:stretch>
-                      <a:fillRect/>
-                    </a:stretch>
-                  </pic:blipFill>
-                  <pic:spPr>
-                    <a:xfrm>
-                      <a:off x="0" y="0"/>
-                      <a:ext cx="1828800" cy="1359877"/>
-                    </a:xfrm>
-                    <a:prstGeom prst="rect"/>
-                  </pic:spPr>
-                </pic:pic>
-              </a:graphicData>
-            </a:graphic>
-          </wp:inline>
-        </w:drawing>
-      </w:r>
-    </w:p>
-    <w:p/>
     <w:p>
       <w:pPr>
         <w:ind w:left="720"/>
@@ -508,43 +434,6 @@
         <w:t>11. เลนส์นูน (convex lens) มีคุณสมบัติอย่างไร</w:t>
       </w:r>
     </w:p>
-    <w:p>
-      <w:r>
-        <w:drawing>
-          <wp:inline xmlns:a="http://schemas.openxmlformats.org/drawingml/2006/main" xmlns:pic="http://schemas.openxmlformats.org/drawingml/2006/picture">
-            <wp:extent cx="1828800" cy="1359877"/>
-            <wp:docPr id="3" name="Picture 3"/>
-            <wp:cNvGraphicFramePr>
-              <a:graphicFrameLocks noChangeAspect="1"/>
-            </wp:cNvGraphicFramePr>
-            <a:graphic>
-              <a:graphicData uri="http://schemas.openxmlformats.org/drawingml/2006/picture">
-                <pic:pic>
-                  <pic:nvPicPr>
-                    <pic:cNvPr id="0" name="physics_img_7.png"/>
-                    <pic:cNvPicPr/>
-                  </pic:nvPicPr>
-                  <pic:blipFill>
-                    <a:blip r:embed="rId9"/>
-                    <a:stretch>
-                      <a:fillRect/>
-                    </a:stretch>
-                  </pic:blipFill>
-                  <pic:spPr>
-                    <a:xfrm>
-                      <a:off x="0" y="0"/>
-                      <a:ext cx="1828800" cy="1359877"/>
-                    </a:xfrm>
-                    <a:prstGeom prst="rect"/>
-                  </pic:spPr>
-                </pic:pic>
-              </a:graphicData>
-            </a:graphic>
-          </wp:inline>
-        </w:drawing>
-      </w:r>
-    </w:p>
-    <w:p/>
     <w:p>
       <w:pPr>
         <w:ind w:left="720"/>
@@ -874,43 +763,6 @@
       </w:r>
     </w:p>
     <w:p>
-      <w:r>
-        <w:drawing>
-          <wp:inline xmlns:a="http://schemas.openxmlformats.org/drawingml/2006/main" xmlns:pic="http://schemas.openxmlformats.org/drawingml/2006/picture">
-            <wp:extent cx="1828800" cy="1359877"/>
-            <wp:docPr id="4" name="Picture 4"/>
-            <wp:cNvGraphicFramePr>
-              <a:graphicFrameLocks noChangeAspect="1"/>
-            </wp:cNvGraphicFramePr>
-            <a:graphic>
-              <a:graphicData uri="http://schemas.openxmlformats.org/drawingml/2006/picture">
-                <pic:pic>
-                  <pic:nvPicPr>
-                    <pic:cNvPr id="0" name="physics_img_7.png"/>
-                    <pic:cNvPicPr/>
-                  </pic:nvPicPr>
-                  <pic:blipFill>
-                    <a:blip r:embed="rId9"/>
-                    <a:stretch>
-                      <a:fillRect/>
-                    </a:stretch>
-                  </pic:blipFill>
-                  <pic:spPr>
-                    <a:xfrm>
-                      <a:off x="0" y="0"/>
-                      <a:ext cx="1828800" cy="1359877"/>
-                    </a:xfrm>
-                    <a:prstGeom prst="rect"/>
-                  </pic:spPr>
-                </pic:pic>
-              </a:graphicData>
-            </a:graphic>
-          </wp:inline>
-        </w:drawing>
-      </w:r>
-    </w:p>
-    <w:p/>
-    <w:p>
       <w:pPr>
         <w:ind w:left="720"/>
       </w:pPr>
@@ -951,43 +803,6 @@
         <w:t>20. เลนส์เว้ามีความยาวโฟกัส -20 cm วางวัตถุห่างจากเลนส์ 30 cm ภาพที่ได้มีการขยายเท่าใด</w:t>
       </w:r>
     </w:p>
-    <w:p>
-      <w:r>
-        <w:drawing>
-          <wp:inline xmlns:a="http://schemas.openxmlformats.org/drawingml/2006/main" xmlns:pic="http://schemas.openxmlformats.org/drawingml/2006/picture">
-            <wp:extent cx="1828800" cy="1359877"/>
-            <wp:docPr id="5" name="Picture 5"/>
-            <wp:cNvGraphicFramePr>
-              <a:graphicFrameLocks noChangeAspect="1"/>
-            </wp:cNvGraphicFramePr>
-            <a:graphic>
-              <a:graphicData uri="http://schemas.openxmlformats.org/drawingml/2006/picture">
-                <pic:pic>
-                  <pic:nvPicPr>
-                    <pic:cNvPr id="0" name="physics_img_7.png"/>
-                    <pic:cNvPicPr/>
-                  </pic:nvPicPr>
-                  <pic:blipFill>
-                    <a:blip r:embed="rId9"/>
-                    <a:stretch>
-                      <a:fillRect/>
-                    </a:stretch>
-                  </pic:blipFill>
-                  <pic:spPr>
-                    <a:xfrm>
-                      <a:off x="0" y="0"/>
-                      <a:ext cx="1828800" cy="1359877"/>
-                    </a:xfrm>
-                    <a:prstGeom prst="rect"/>
-                  </pic:spPr>
-                </pic:pic>
-              </a:graphicData>
-            </a:graphic>
-          </wp:inline>
-        </w:drawing>
-      </w:r>
-    </w:p>
-    <w:p/>
     <w:p>
       <w:pPr>
         <w:ind w:left="720"/>
@@ -1153,43 +968,6 @@
       </w:r>
     </w:p>
     <w:p>
-      <w:r>
-        <w:drawing>
-          <wp:inline xmlns:a="http://schemas.openxmlformats.org/drawingml/2006/main" xmlns:pic="http://schemas.openxmlformats.org/drawingml/2006/picture">
-            <wp:extent cx="1828800" cy="1359877"/>
-            <wp:docPr id="6" name="Picture 6"/>
-            <wp:cNvGraphicFramePr>
-              <a:graphicFrameLocks noChangeAspect="1"/>
-            </wp:cNvGraphicFramePr>
-            <a:graphic>
-              <a:graphicData uri="http://schemas.openxmlformats.org/drawingml/2006/picture">
-                <pic:pic>
-                  <pic:nvPicPr>
-                    <pic:cNvPr id="0" name="physics_img_7.png"/>
-                    <pic:cNvPicPr/>
-                  </pic:nvPicPr>
-                  <pic:blipFill>
-                    <a:blip r:embed="rId9"/>
-                    <a:stretch>
-                      <a:fillRect/>
-                    </a:stretch>
-                  </pic:blipFill>
-                  <pic:spPr>
-                    <a:xfrm>
-                      <a:off x="0" y="0"/>
-                      <a:ext cx="1828800" cy="1359877"/>
-                    </a:xfrm>
-                    <a:prstGeom prst="rect"/>
-                  </pic:spPr>
-                </pic:pic>
-              </a:graphicData>
-            </a:graphic>
-          </wp:inline>
-        </w:drawing>
-      </w:r>
-    </w:p>
-    <w:p/>
-    <w:p>
       <w:pPr>
         <w:ind w:left="720"/>
       </w:pPr>
@@ -1230,43 +1008,6 @@
         <w:t>25. เลนส์นูนมีความยาวโฟกัส 15 cm วางวัตถุที่ระยะ 20 cm จากเลนส์ ระยะภาพเท่ากับกี่ cm</w:t>
       </w:r>
     </w:p>
-    <w:p>
-      <w:r>
-        <w:drawing>
-          <wp:inline xmlns:a="http://schemas.openxmlformats.org/drawingml/2006/main" xmlns:pic="http://schemas.openxmlformats.org/drawingml/2006/picture">
-            <wp:extent cx="1828800" cy="1359877"/>
-            <wp:docPr id="7" name="Picture 7"/>
-            <wp:cNvGraphicFramePr>
-              <a:graphicFrameLocks noChangeAspect="1"/>
-            </wp:cNvGraphicFramePr>
-            <a:graphic>
-              <a:graphicData uri="http://schemas.openxmlformats.org/drawingml/2006/picture">
-                <pic:pic>
-                  <pic:nvPicPr>
-                    <pic:cNvPr id="0" name="physics_img_7.png"/>
-                    <pic:cNvPicPr/>
-                  </pic:nvPicPr>
-                  <pic:blipFill>
-                    <a:blip r:embed="rId9"/>
-                    <a:stretch>
-                      <a:fillRect/>
-                    </a:stretch>
-                  </pic:blipFill>
-                  <pic:spPr>
-                    <a:xfrm>
-                      <a:off x="0" y="0"/>
-                      <a:ext cx="1828800" cy="1359877"/>
-                    </a:xfrm>
-                    <a:prstGeom prst="rect"/>
-                  </pic:spPr>
-                </pic:pic>
-              </a:graphicData>
-            </a:graphic>
-          </wp:inline>
-        </w:drawing>
-      </w:r>
-    </w:p>
-    <w:p/>
     <w:p>
       <w:pPr>
         <w:ind w:left="720"/>
